--- a/back-end/src/archivos/archivos_guia/Rubrica_Guia.docx
+++ b/back-end/src/archivos/archivos_guia/Rubrica_Guia.docx
@@ -1,13 +1,11 @@
 
 <file path=word/document.xml><?xml version="1.0" encoding="utf-8"?>
-<w:document xmlns:o="urn:schemas-microsoft-com:office:office" xmlns:r="http://schemas.openxmlformats.org/officeDocument/2006/relationships" xmlns:v="urn:schemas-microsoft-com:vml" xmlns:w="http://schemas.openxmlformats.org/wordprocessingml/2006/main" xmlns:w10="urn:schemas-microsoft-com:office:word" xmlns:wp="http://schemas.openxmlformats.org/drawingml/2006/wordprocessingDrawing" xmlns:wps="http://schemas.microsoft.com/office/word/2010/wordprocessingShape" xmlns:wpg="http://schemas.microsoft.com/office/word/2010/wordprocessingGroup" xmlns:mc="http://schemas.openxmlformats.org/markup-compatibility/2006" xmlns:wp14="http://schemas.microsoft.com/office/word/2010/wordprocessingDrawing" xmlns:w14="http://schemas.microsoft.com/office/word/2010/wordml" xmlns:w15="http://schemas.microsoft.com/office/word/2012/wordml" mc:Ignorable="w14 wp14 w15">
+<w:document xmlns:wpc="http://schemas.microsoft.com/office/word/2010/wordprocessingCanvas" xmlns:cx="http://schemas.microsoft.com/office/drawing/2014/chartex" xmlns:cx1="http://schemas.microsoft.com/office/drawing/2015/9/8/chartex" xmlns:cx2="http://schemas.microsoft.com/office/drawing/2015/10/21/chartex" xmlns:cx3="http://schemas.microsoft.com/office/drawing/2016/5/9/chartex" xmlns:cx4="http://schemas.microsoft.com/office/drawing/2016/5/10/chartex" xmlns:cx5="http://schemas.microsoft.com/office/drawing/2016/5/11/chartex" xmlns:cx6="http://schemas.microsoft.com/office/drawing/2016/5/12/chartex" xmlns:cx7="http://schemas.microsoft.com/office/drawing/2016/5/13/chartex" xmlns:cx8="http://schemas.microsoft.com/office/drawing/2016/5/14/chartex" xmlns:mc="http://schemas.openxmlformats.org/markup-compatibility/2006" xmlns:aink="http://schemas.microsoft.com/office/drawing/2016/ink" xmlns:am3d="http://schemas.microsoft.com/office/drawing/2017/model3d" xmlns:o="urn:schemas-microsoft-com:office:office" xmlns:oel="http://schemas.microsoft.com/office/2019/extlst" xmlns:r="http://schemas.openxmlformats.org/officeDocument/2006/relationships" xmlns:m="http://schemas.openxmlformats.org/officeDocument/2006/math" xmlns:v="urn:schemas-microsoft-com:vml" xmlns:wp14="http://schemas.microsoft.com/office/word/2010/wordprocessingDrawing" xmlns:wp="http://schemas.openxmlformats.org/drawingml/2006/wordprocessingDrawing" xmlns:w10="urn:schemas-microsoft-com:office:word" xmlns:w="http://schemas.openxmlformats.org/wordprocessingml/2006/main" xmlns:w14="http://schemas.microsoft.com/office/word/2010/wordml" xmlns:w15="http://schemas.microsoft.com/office/word/2012/wordml" xmlns:w16cex="http://schemas.microsoft.com/office/word/2018/wordml/cex" xmlns:w16cid="http://schemas.microsoft.com/office/word/2016/wordml/cid" xmlns:w16="http://schemas.microsoft.com/office/word/2018/wordml" xmlns:w16du="http://schemas.microsoft.com/office/word/2023/wordml/word16du" xmlns:w16sdtdh="http://schemas.microsoft.com/office/word/2020/wordml/sdtdatahash" xmlns:w16sdtfl="http://schemas.microsoft.com/office/word/2024/wordml/sdtformatlock" xmlns:w16se="http://schemas.microsoft.com/office/word/2015/wordml/symex" xmlns:wpg="http://schemas.microsoft.com/office/word/2010/wordprocessingGroup" xmlns:wpi="http://schemas.microsoft.com/office/word/2010/wordprocessingInk" xmlns:wne="http://schemas.microsoft.com/office/word/2006/wordml" xmlns:wps="http://schemas.microsoft.com/office/word/2010/wordprocessingShape" mc:Ignorable="w14 w15 w16se w16cid w16 w16cex w16sdtdh w16sdtfl w16du wp14">
   <w:body>
     <w:p>
       <w:pPr>
-        <w:pStyle w:val="Normal"/>
-        <w:spacing w:before="76" w:after="0"/>
-        <w:ind w:hanging="0" w:left="2701" w:right="0"/>
-        <w:jc w:val="left"/>
+        <w:spacing w:before="76"/>
+        <w:ind w:left="2701"/>
         <w:rPr>
           <w:sz w:val="28"/>
         </w:rPr>
@@ -61,119 +59,49 @@
     </w:p>
     <w:p>
       <w:pPr>
-        <w:pStyle w:val="Normal"/>
         <w:tabs>
-          <w:tab w:val="clear" w:pos="720"/>
-          <w:tab w:val="left" w:pos="1219" w:leader="none"/>
+          <w:tab w:val="left" w:pos="1219"/>
         </w:tabs>
-        <w:spacing w:lineRule="auto" w:line="480" w:before="2" w:after="0"/>
-        <w:ind w:hanging="0" w:left="262" w:right="7767"/>
-        <w:jc w:val="left"/>
+        <w:spacing w:before="2" w:line="480" w:lineRule="auto"/>
+        <w:ind w:left="262" w:right="7767"/>
         <w:rPr>
           <w:sz w:val="28"/>
         </w:rPr>
       </w:pPr>
       <w:r>
-        <mc:AlternateContent>
-          <mc:Choice Requires="wps">
-            <w:drawing>
-              <wp:anchor behindDoc="0" distT="0" distB="0" distL="0" distR="0" simplePos="0" locked="0" layoutInCell="0" allowOverlap="1" relativeHeight="2">
-                <wp:simplePos x="0" y="0"/>
-                <wp:positionH relativeFrom="page">
-                  <wp:posOffset>2223135</wp:posOffset>
-                </wp:positionH>
-                <wp:positionV relativeFrom="paragraph">
-                  <wp:posOffset>384175</wp:posOffset>
-                </wp:positionV>
-                <wp:extent cx="4686300" cy="342900"/>
-                <wp:effectExtent l="5080" t="5080" r="5080" b="5080"/>
-                <wp:wrapNone/>
-                <wp:docPr id="1" name="Textbox 1"/>
-                <a:graphic xmlns:a="http://schemas.openxmlformats.org/drawingml/2006/main">
-                  <a:graphicData uri="http://schemas.microsoft.com/office/word/2010/wordprocessingShape">
-                    <wps:wsp>
-                      <wps:cNvSpPr/>
-                      <wps:spPr>
-                        <a:xfrm>
-                          <a:off x="0" y="0"/>
-                          <a:ext cx="4686480" cy="343080"/>
-                        </a:xfrm>
-                        <a:prstGeom prst="rect">
-                          <a:avLst/>
-                        </a:prstGeom>
-                        <a:noFill/>
-                        <a:ln w="9525">
-                          <a:solidFill>
-                            <a:srgbClr val="000000"/>
-                          </a:solidFill>
-                          <a:round/>
-                        </a:ln>
-                      </wps:spPr>
-                      <wps:style>
-                        <a:lnRef idx="0"/>
-                        <a:fillRef idx="0"/>
-                        <a:effectRef idx="0"/>
-                        <a:fontRef idx="minor"/>
-                      </wps:style>
-                      <wps:txbx>
-                        <w:txbxContent>
-                          <w:p>
-                            <w:pPr>
-                              <w:pStyle w:val="FrameContents"/>
-                              <w:spacing w:before="71" w:after="0"/>
-                              <w:ind w:hanging="0" w:left="0" w:right="0"/>
-                              <w:jc w:val="center"/>
-                              <w:rPr>
-                                <w:rFonts w:ascii="Arial" w:hAnsi="Arial"/>
-                                <w:b/>
-                                <w:sz w:val="22"/>
-                              </w:rPr>
-                            </w:pPr>
-                            <w:r>
-                              <w:rPr/>
-                            </w:r>
-                          </w:p>
-                        </w:txbxContent>
-                      </wps:txbx>
-                      <wps:bodyPr lIns="0" rIns="0" tIns="0" bIns="0" anchor="t">
-                        <a:noAutofit/>
-                      </wps:bodyPr>
-                    </wps:wsp>
-                  </a:graphicData>
-                </a:graphic>
-              </wp:anchor>
-            </w:drawing>
-          </mc:Choice>
-          <mc:Fallback>
-            <w:pict>
-              <v:rect id="shape_0" ID="Textbox 1" path="m0,0l-2147483645,0l-2147483645,-2147483646l0,-2147483646xe" stroked="t" o:allowincell="f" style="position:absolute;margin-left:175.05pt;margin-top:30.25pt;width:368.95pt;height:26.95pt;mso-wrap-style:none;v-text-anchor:middle;mso-position-horizontal-relative:page">
-                <v:fill o:detectmouseclick="t" on="false"/>
-                <v:stroke color="black" weight="9360" joinstyle="round" endcap="flat"/>
-                <v:textbox>
-                  <w:txbxContent>
-                    <w:p>
-                      <w:pPr>
-                        <w:pStyle w:val="FrameContents"/>
-                        <w:spacing w:before="71" w:after="0"/>
-                        <w:ind w:hanging="0" w:left="0" w:right="0"/>
-                        <w:jc w:val="center"/>
-                        <w:rPr>
-                          <w:rFonts w:ascii="Arial" w:hAnsi="Arial"/>
-                          <w:b/>
-                          <w:sz w:val="22"/>
-                        </w:rPr>
-                      </w:pPr>
-                      <w:r>
-                        <w:rPr/>
-                      </w:r>
-                    </w:p>
-                  </w:txbxContent>
-                </v:textbox>
-                <w10:wrap type="none"/>
-              </v:rect>
-            </w:pict>
-          </mc:Fallback>
-        </mc:AlternateContent>
+        <w:rPr>
+          <w:noProof/>
+        </w:rPr>
+        <w:pict w14:anchorId="0D729F60">
+          <v:rect id="Textbox 1" o:spid="_x0000_s1027" style="position:absolute;left:0;text-align:left;margin-left:175.05pt;margin-top:30.25pt;width:369pt;height:27pt;z-index:2;visibility:visible;mso-wrap-style:square;mso-wrap-distance-left:0;mso-wrap-distance-top:0;mso-wrap-distance-right:0;mso-wrap-distance-bottom:0;mso-position-horizontal:absolute;mso-position-horizontal-relative:page;mso-position-vertical:absolute;mso-position-vertical-relative:text;v-text-anchor:top" o:gfxdata="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" o:allowincell="f" filled="f">
+            <v:stroke joinstyle="round"/>
+            <v:textbox inset="0,0,0,0">
+              <w:txbxContent>
+                <w:p>
+                  <w:pPr>
+                    <w:pStyle w:val="FrameContents"/>
+                    <w:spacing w:before="71"/>
+                    <w:jc w:val="center"/>
+                    <w:rPr>
+                      <w:rFonts w:ascii="Arial" w:hAnsi="Arial"/>
+                      <w:b/>
+                      <w:lang w:val="es-MX"/>
+                    </w:rPr>
+                  </w:pPr>
+                  <w:r>
+                    <w:rPr>
+                      <w:rFonts w:ascii="Arial" w:hAnsi="Arial"/>
+                      <w:b/>
+                      <w:lang w:val="es-MX"/>
+                    </w:rPr>
+                    <w:t>Juan  Antonio machuca</w:t>
+                  </w:r>
+                </w:p>
+              </w:txbxContent>
+            </v:textbox>
+            <w10:wrap anchorx="page"/>
+          </v:rect>
+        </w:pict>
       </w:r>
       <w:r>
         <w:rPr>
@@ -193,21 +121,7 @@
           <w:spacing w:val="-4"/>
           <w:sz w:val="28"/>
         </w:rPr>
-        <w:t>20</w:t>
-      </w:r>
-      <w:r>
-        <w:rPr>
-          <w:spacing w:val="-4"/>
-          <w:sz w:val="28"/>
-        </w:rPr>
-        <w:t>26</w:t>
-      </w:r>
-      <w:r>
-        <w:rPr>
-          <w:spacing w:val="-4"/>
-          <w:sz w:val="28"/>
-        </w:rPr>
-        <w:t xml:space="preserve"> </w:t>
+        <w:t xml:space="preserve">2026 </w:t>
       </w:r>
       <w:r>
         <w:rPr>
@@ -231,14 +145,11 @@
     </w:p>
     <w:p>
       <w:pPr>
-        <w:pStyle w:val="Normal"/>
         <w:tabs>
-          <w:tab w:val="clear" w:pos="720"/>
-          <w:tab w:val="left" w:pos="2806" w:leader="none"/>
+          <w:tab w:val="left" w:pos="2806"/>
         </w:tabs>
-        <w:spacing w:lineRule="exact" w:line="321" w:before="0" w:after="0"/>
-        <w:ind w:hanging="0" w:left="262" w:right="0"/>
-        <w:jc w:val="left"/>
+        <w:spacing w:line="321" w:lineRule="exact"/>
+        <w:ind w:left="262"/>
         <w:rPr>
           <w:sz w:val="28"/>
         </w:rPr>
@@ -285,132 +196,59 @@
     </w:p>
     <w:p>
       <w:pPr>
-        <w:pStyle w:val="BodyText"/>
+        <w:pStyle w:val="Textoindependiente"/>
         <w:rPr>
           <w:sz w:val="28"/>
         </w:rPr>
       </w:pPr>
-      <w:r>
-        <w:rPr>
-          <w:sz w:val="28"/>
-        </w:rPr>
-      </w:r>
     </w:p>
     <w:p>
       <w:pPr>
-        <w:pStyle w:val="BodyText"/>
-        <w:spacing w:before="1" w:after="0"/>
+        <w:pStyle w:val="Textoindependiente"/>
+        <w:spacing w:before="1"/>
         <w:rPr>
           <w:sz w:val="28"/>
         </w:rPr>
       </w:pPr>
-      <w:r>
-        <w:rPr>
-          <w:sz w:val="28"/>
-        </w:rPr>
-      </w:r>
     </w:p>
     <w:p>
       <w:pPr>
-        <w:pStyle w:val="Normal"/>
-        <w:spacing w:before="1" w:after="0"/>
-        <w:ind w:hanging="0" w:left="262" w:right="0"/>
-        <w:jc w:val="left"/>
+        <w:spacing w:before="1"/>
+        <w:ind w:left="262"/>
         <w:rPr>
           <w:sz w:val="28"/>
         </w:rPr>
       </w:pPr>
       <w:r>
-        <mc:AlternateContent>
-          <mc:Choice Requires="wps">
-            <w:drawing>
-              <wp:anchor behindDoc="1" distT="0" distB="0" distL="0" distR="0" simplePos="0" locked="0" layoutInCell="0" allowOverlap="1" relativeHeight="4">
-                <wp:simplePos x="0" y="0"/>
-                <wp:positionH relativeFrom="page">
-                  <wp:posOffset>1080135</wp:posOffset>
-                </wp:positionH>
-                <wp:positionV relativeFrom="paragraph">
-                  <wp:posOffset>250825</wp:posOffset>
-                </wp:positionV>
-                <wp:extent cx="5829300" cy="918210"/>
-                <wp:effectExtent l="0" t="5080" r="0" b="5080"/>
-                <wp:wrapTopAndBottom/>
-                <wp:docPr id="2" name="Textbox 2"/>
-                <a:graphic xmlns:a="http://schemas.openxmlformats.org/drawingml/2006/main">
-                  <a:graphicData uri="http://schemas.microsoft.com/office/word/2010/wordprocessingShape">
-                    <wps:wsp>
-                      <wps:cNvSpPr/>
-                      <wps:spPr>
-                        <a:xfrm>
-                          <a:off x="0" y="0"/>
-                          <a:ext cx="5829480" cy="918360"/>
-                        </a:xfrm>
-                        <a:prstGeom prst="rect">
-                          <a:avLst/>
-                        </a:prstGeom>
-                        <a:noFill/>
-                        <a:ln w="9525">
-                          <a:solidFill>
-                            <a:srgbClr val="000000"/>
-                          </a:solidFill>
-                          <a:round/>
-                        </a:ln>
-                      </wps:spPr>
-                      <wps:style>
-                        <a:lnRef idx="0"/>
-                        <a:fillRef idx="0"/>
-                        <a:effectRef idx="0"/>
-                        <a:fontRef idx="minor"/>
-                      </wps:style>
-                      <wps:txbx>
-                        <w:txbxContent>
-                          <w:p>
-                            <w:pPr>
-                              <w:pStyle w:val="BodyText"/>
-                              <w:spacing w:before="72" w:after="0"/>
-                              <w:ind w:hanging="2382" w:left="2694" w:right="310"/>
-                              <w:rPr/>
-                            </w:pPr>
-                            <w:r>
-                              <w:rPr/>
-                            </w:r>
-                          </w:p>
-                        </w:txbxContent>
-                      </wps:txbx>
-                      <wps:bodyPr lIns="0" rIns="0" tIns="0" bIns="0" anchor="t">
-                        <a:noAutofit/>
-                      </wps:bodyPr>
-                    </wps:wsp>
-                  </a:graphicData>
-                </a:graphic>
-              </wp:anchor>
-            </w:drawing>
-          </mc:Choice>
-          <mc:Fallback>
-            <w:pict>
-              <v:rect id="shape_0" ID="Textbox 2" path="m0,0l-2147483645,0l-2147483645,-2147483646l0,-2147483646xe" stroked="t" o:allowincell="f" style="position:absolute;margin-left:85.05pt;margin-top:19.75pt;width:458.95pt;height:72.25pt;mso-wrap-style:none;v-text-anchor:middle;mso-position-horizontal-relative:page">
-                <v:fill o:detectmouseclick="t" on="false"/>
-                <v:stroke color="black" weight="9360" joinstyle="round" endcap="flat"/>
-                <v:textbox>
-                  <w:txbxContent>
-                    <w:p>
-                      <w:pPr>
-                        <w:pStyle w:val="BodyText"/>
-                        <w:spacing w:before="72" w:after="0"/>
-                        <w:ind w:hanging="2382" w:left="2694" w:right="310"/>
-                        <w:rPr/>
-                      </w:pPr>
-                      <w:r>
-                        <w:rPr/>
-                      </w:r>
-                    </w:p>
-                  </w:txbxContent>
-                </v:textbox>
-                <w10:wrap type="topAndBottom"/>
-              </v:rect>
-            </w:pict>
-          </mc:Fallback>
-        </mc:AlternateContent>
+        <w:rPr>
+          <w:noProof/>
+        </w:rPr>
+        <w:pict w14:anchorId="194111EB">
+          <v:rect id="Textbox 2" o:spid="_x0000_s1026" style="position:absolute;left:0;text-align:left;margin-left:85.05pt;margin-top:19.75pt;width:459pt;height:72.3pt;z-index:-503316476;visibility:visible;mso-wrap-style:square;mso-wrap-distance-left:0;mso-wrap-distance-top:0;mso-wrap-distance-right:0;mso-wrap-distance-bottom:0;mso-position-horizontal:absolute;mso-position-horizontal-relative:page;mso-position-vertical:absolute;mso-position-vertical-relative:text;v-text-anchor:top" o:gfxdata="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" o:allowincell="f" filled="f">
+            <v:stroke joinstyle="round"/>
+            <v:textbox inset="0,0,0,0">
+              <w:txbxContent>
+                <w:p>
+                  <w:pPr>
+                    <w:pStyle w:val="Textoindependiente"/>
+                    <w:spacing w:before="72"/>
+                    <w:ind w:left="2694" w:right="310" w:hanging="2382"/>
+                    <w:rPr>
+                      <w:lang w:val="es-MX"/>
+                    </w:rPr>
+                  </w:pPr>
+                  <w:r>
+                    <w:rPr>
+                      <w:lang w:val="es-MX"/>
+                    </w:rPr>
+                    <w:t>IA</w:t>
+                  </w:r>
+                </w:p>
+              </w:txbxContent>
+            </v:textbox>
+            <w10:wrap type="topAndBottom" anchorx="page"/>
+          </v:rect>
+        </w:pict>
       </w:r>
       <w:r>
         <w:rPr>
@@ -448,31 +286,24 @@
     </w:p>
     <w:p>
       <w:pPr>
-        <w:pStyle w:val="BodyText"/>
-        <w:spacing w:before="183" w:after="0"/>
+        <w:pStyle w:val="Textoindependiente"/>
+        <w:spacing w:before="183"/>
         <w:rPr>
           <w:sz w:val="20"/>
         </w:rPr>
       </w:pPr>
-      <w:r>
-        <w:rPr>
-          <w:sz w:val="20"/>
-        </w:rPr>
-      </w:r>
     </w:p>
     <w:tbl>
       <w:tblPr>
+        <w:tblStyle w:val="TableNormal"/>
         <w:tblW w:w="9275" w:type="dxa"/>
-        <w:jc w:val="left"/>
         <w:tblInd w:w="272" w:type="dxa"/>
         <w:tblLayout w:type="fixed"/>
         <w:tblCellMar>
-          <w:top w:w="0" w:type="dxa"/>
           <w:left w:w="5" w:type="dxa"/>
-          <w:bottom w:w="0" w:type="dxa"/>
           <w:right w:w="5" w:type="dxa"/>
         </w:tblCellMar>
-        <w:tblLook w:val="01e0"/>
+        <w:tblLook w:val="01E0" w:firstRow="1" w:lastRow="1" w:firstColumn="1" w:lastColumn="1" w:noHBand="0" w:noVBand="0"/>
       </w:tblPr>
       <w:tblGrid>
         <w:gridCol w:w="2517"/>
@@ -481,7 +312,7 @@
       </w:tblGrid>
       <w:tr>
         <w:trPr>
-          <w:trHeight w:val="642" w:hRule="atLeast"/>
+          <w:trHeight w:val="642"/>
         </w:trPr>
         <w:tc>
           <w:tcPr>
@@ -496,8 +327,8 @@
           <w:p>
             <w:pPr>
               <w:pStyle w:val="TableParagraph"/>
-              <w:spacing w:lineRule="exact" w:line="322"/>
-              <w:ind w:firstLine="340" w:left="177" w:right="0"/>
+              <w:spacing w:line="322" w:lineRule="exact"/>
+              <w:ind w:left="177" w:firstLine="340"/>
               <w:rPr>
                 <w:b/>
                 <w:sz w:val="28"/>
@@ -556,8 +387,8 @@
           <w:p>
             <w:pPr>
               <w:pStyle w:val="TableParagraph"/>
-              <w:spacing w:lineRule="exact" w:line="322"/>
-              <w:ind w:hanging="17" w:left="165" w:right="134"/>
+              <w:spacing w:line="322" w:lineRule="exact"/>
+              <w:ind w:left="165" w:right="134" w:hanging="17"/>
               <w:rPr>
                 <w:b/>
                 <w:sz w:val="28"/>
@@ -584,7 +415,7 @@
       </w:tr>
       <w:tr>
         <w:trPr>
-          <w:trHeight w:val="827" w:hRule="atLeast"/>
+          <w:trHeight w:val="827"/>
         </w:trPr>
         <w:tc>
           <w:tcPr>
@@ -599,7 +430,7 @@
           <w:p>
             <w:pPr>
               <w:pStyle w:val="TableParagraph"/>
-              <w:spacing w:lineRule="exact" w:line="274"/>
+              <w:spacing w:line="274" w:lineRule="exact"/>
               <w:rPr>
                 <w:sz w:val="24"/>
               </w:rPr>
@@ -652,8 +483,8 @@
           <w:p>
             <w:pPr>
               <w:pStyle w:val="TableParagraph"/>
-              <w:spacing w:lineRule="exact" w:line="276"/>
-              <w:ind w:left="107" w:right="51"/>
+              <w:spacing w:line="276" w:lineRule="exact"/>
+              <w:ind w:right="51"/>
               <w:rPr>
                 <w:sz w:val="24"/>
               </w:rPr>
@@ -770,22 +601,25 @@
           <w:p>
             <w:pPr>
               <w:pStyle w:val="TableParagraph"/>
-              <w:spacing w:lineRule="exact" w:line="274"/>
-              <w:ind w:left="7" w:right="0"/>
+              <w:spacing w:line="274" w:lineRule="exact"/>
+              <w:ind w:left="7"/>
               <w:jc w:val="center"/>
               <w:rPr>
                 <w:sz w:val="24"/>
               </w:rPr>
             </w:pPr>
             <w:r>
-              <w:rPr/>
+              <w:rPr>
+                <w:sz w:val="24"/>
+              </w:rPr>
+              <w:t>7</w:t>
             </w:r>
           </w:p>
         </w:tc>
       </w:tr>
       <w:tr>
         <w:trPr>
-          <w:trHeight w:val="826" w:hRule="atLeast"/>
+          <w:trHeight w:val="826"/>
         </w:trPr>
         <w:tc>
           <w:tcPr>
@@ -854,7 +688,7 @@
           <w:p>
             <w:pPr>
               <w:pStyle w:val="TableParagraph"/>
-              <w:spacing w:lineRule="exact" w:line="274"/>
+              <w:spacing w:line="274" w:lineRule="exact"/>
               <w:rPr>
                 <w:sz w:val="24"/>
               </w:rPr>
@@ -881,7 +715,7 @@
           <w:p>
             <w:pPr>
               <w:pStyle w:val="TableParagraph"/>
-              <w:ind w:left="107" w:right="51"/>
+              <w:ind w:right="51"/>
               <w:rPr>
                 <w:sz w:val="24"/>
               </w:rPr>
@@ -1011,21 +845,24 @@
           <w:p>
             <w:pPr>
               <w:pStyle w:val="TableParagraph"/>
-              <w:ind w:left="7" w:right="0"/>
+              <w:ind w:left="7"/>
               <w:jc w:val="center"/>
               <w:rPr>
                 <w:sz w:val="24"/>
               </w:rPr>
             </w:pPr>
             <w:r>
-              <w:rPr/>
+              <w:rPr>
+                <w:sz w:val="24"/>
+              </w:rPr>
+              <w:t>7</w:t>
             </w:r>
           </w:p>
         </w:tc>
       </w:tr>
       <w:tr>
         <w:trPr>
-          <w:trHeight w:val="554" w:hRule="atLeast"/>
+          <w:trHeight w:val="554"/>
         </w:trPr>
         <w:tc>
           <w:tcPr>
@@ -1040,8 +877,8 @@
           <w:p>
             <w:pPr>
               <w:pStyle w:val="TableParagraph"/>
-              <w:spacing w:lineRule="atLeast" w:line="270"/>
-              <w:ind w:left="107" w:right="91"/>
+              <w:spacing w:line="270" w:lineRule="atLeast"/>
+              <w:ind w:right="91"/>
               <w:rPr>
                 <w:sz w:val="24"/>
               </w:rPr>
@@ -1093,8 +930,8 @@
           <w:p>
             <w:pPr>
               <w:pStyle w:val="TableParagraph"/>
-              <w:spacing w:lineRule="atLeast" w:line="270"/>
-              <w:ind w:left="107" w:right="51"/>
+              <w:spacing w:line="270" w:lineRule="atLeast"/>
+              <w:ind w:right="51"/>
               <w:rPr>
                 <w:sz w:val="24"/>
               </w:rPr>
@@ -1224,22 +1061,25 @@
           <w:p>
             <w:pPr>
               <w:pStyle w:val="TableParagraph"/>
-              <w:spacing w:before="1" w:after="0"/>
-              <w:ind w:left="7" w:right="0"/>
+              <w:spacing w:before="1"/>
+              <w:ind w:left="7"/>
               <w:jc w:val="center"/>
               <w:rPr>
                 <w:sz w:val="24"/>
               </w:rPr>
             </w:pPr>
             <w:r>
-              <w:rPr/>
+              <w:rPr>
+                <w:sz w:val="24"/>
+              </w:rPr>
+              <w:t>7</w:t>
             </w:r>
           </w:p>
         </w:tc>
       </w:tr>
       <w:tr>
         <w:trPr>
-          <w:trHeight w:val="827" w:hRule="atLeast"/>
+          <w:trHeight w:val="827"/>
         </w:trPr>
         <w:tc>
           <w:tcPr>
@@ -1254,7 +1094,7 @@
           <w:p>
             <w:pPr>
               <w:pStyle w:val="TableParagraph"/>
-              <w:ind w:left="107" w:right="563"/>
+              <w:ind w:right="563"/>
               <w:rPr>
                 <w:sz w:val="24"/>
               </w:rPr>
@@ -1300,8 +1140,8 @@
           <w:p>
             <w:pPr>
               <w:pStyle w:val="TableParagraph"/>
-              <w:spacing w:lineRule="exact" w:line="276"/>
-              <w:ind w:left="107" w:right="51"/>
+              <w:spacing w:line="276" w:lineRule="exact"/>
+              <w:ind w:right="51"/>
               <w:rPr>
                 <w:sz w:val="24"/>
               </w:rPr>
@@ -1418,22 +1258,25 @@
           <w:p>
             <w:pPr>
               <w:pStyle w:val="TableParagraph"/>
-              <w:spacing w:lineRule="exact" w:line="275"/>
-              <w:ind w:left="7" w:right="0"/>
+              <w:spacing w:line="275" w:lineRule="exact"/>
+              <w:ind w:left="7"/>
               <w:jc w:val="center"/>
               <w:rPr>
                 <w:sz w:val="24"/>
               </w:rPr>
             </w:pPr>
             <w:r>
-              <w:rPr/>
+              <w:rPr>
+                <w:sz w:val="24"/>
+              </w:rPr>
+              <w:t>4</w:t>
             </w:r>
           </w:p>
         </w:tc>
       </w:tr>
       <w:tr>
         <w:trPr>
-          <w:trHeight w:val="552" w:hRule="atLeast"/>
+          <w:trHeight w:val="552"/>
         </w:trPr>
         <w:tc>
           <w:tcPr>
@@ -1448,7 +1291,7 @@
           <w:p>
             <w:pPr>
               <w:pStyle w:val="TableParagraph"/>
-              <w:spacing w:lineRule="exact" w:line="276"/>
+              <w:spacing w:line="276" w:lineRule="exact"/>
               <w:rPr>
                 <w:sz w:val="24"/>
               </w:rPr>
@@ -1507,7 +1350,7 @@
           <w:p>
             <w:pPr>
               <w:pStyle w:val="TableParagraph"/>
-              <w:spacing w:lineRule="exact" w:line="275"/>
+              <w:spacing w:line="275" w:lineRule="exact"/>
               <w:ind w:left="6" w:right="68"/>
               <w:jc w:val="center"/>
               <w:rPr>
@@ -1601,15 +1444,18 @@
           <w:p>
             <w:pPr>
               <w:pStyle w:val="TableParagraph"/>
-              <w:spacing w:lineRule="exact" w:line="275"/>
-              <w:ind w:left="7" w:right="0"/>
+              <w:spacing w:line="275" w:lineRule="exact"/>
+              <w:ind w:left="7"/>
               <w:jc w:val="center"/>
               <w:rPr>
                 <w:sz w:val="24"/>
               </w:rPr>
             </w:pPr>
             <w:r>
-              <w:rPr/>
+              <w:rPr>
+                <w:sz w:val="24"/>
+              </w:rPr>
+              <w:t>5</w:t>
             </w:r>
           </w:p>
         </w:tc>
@@ -1617,31 +1463,21 @@
     </w:tbl>
     <w:p>
       <w:pPr>
-        <w:pStyle w:val="BodyText"/>
-        <w:rPr/>
+        <w:pStyle w:val="Textoindependiente"/>
       </w:pPr>
-      <w:r>
-        <w:rPr/>
-      </w:r>
     </w:p>
     <w:p>
       <w:pPr>
-        <w:pStyle w:val="BodyText"/>
-        <w:spacing w:before="92" w:after="0"/>
-        <w:rPr/>
+        <w:pStyle w:val="Textoindependiente"/>
+        <w:spacing w:before="92"/>
       </w:pPr>
-      <w:r>
-        <w:rPr/>
-      </w:r>
     </w:p>
     <w:p>
       <w:pPr>
-        <w:pStyle w:val="BodyText"/>
-        <w:ind w:left="262" w:right="0"/>
-        <w:rPr/>
+        <w:pStyle w:val="Textoindependiente"/>
+        <w:ind w:left="262"/>
       </w:pPr>
       <w:r>
-        <w:rPr/>
         <w:t>PROMEDIO</w:t>
       </w:r>
       <w:r>
@@ -1651,35 +1487,27 @@
         <w:t xml:space="preserve"> </w:t>
       </w:r>
       <w:r>
-        <w:rPr/>
         <w:t>FINAL:</w:t>
+      </w:r>
+      <w:r>
+        <w:t xml:space="preserve"> 6.0</w:t>
       </w:r>
     </w:p>
     <w:p>
       <w:pPr>
-        <w:pStyle w:val="BodyText"/>
-        <w:rPr/>
+        <w:pStyle w:val="Textoindependiente"/>
       </w:pPr>
-      <w:r>
-        <w:rPr/>
-      </w:r>
     </w:p>
     <w:p>
       <w:pPr>
-        <w:pStyle w:val="BodyText"/>
-        <w:spacing w:before="94" w:after="0"/>
-        <w:rPr/>
+        <w:pStyle w:val="Textoindependiente"/>
+        <w:spacing w:before="94"/>
       </w:pPr>
-      <w:r>
-        <w:rPr/>
-      </w:r>
     </w:p>
     <w:p>
       <w:pPr>
-        <w:pStyle w:val="Normal"/>
-        <w:spacing w:before="1" w:after="0"/>
-        <w:ind w:hanging="0" w:left="3802" w:right="0"/>
-        <w:jc w:val="left"/>
+        <w:spacing w:before="1"/>
+        <w:ind w:left="3802"/>
         <w:rPr>
           <w:sz w:val="28"/>
         </w:rPr>
@@ -1692,24 +1520,22 @@
       </w:r>
     </w:p>
     <w:sectPr>
-      <w:type w:val="nextPage"/>
       <w:pgSz w:w="12240" w:h="15840"/>
-      <w:pgMar w:left="1440" w:right="1080" w:gutter="0" w:header="0" w:top="1340" w:footer="0" w:bottom="280"/>
-      <w:pgNumType w:fmt="decimal"/>
-      <w:formProt w:val="false"/>
-      <w:textDirection w:val="lrTb"/>
-      <w:docGrid w:type="default" w:linePitch="100" w:charSpace="4096"/>
+      <w:pgMar w:top="1340" w:right="1080" w:bottom="280" w:left="1440" w:header="0" w:footer="0" w:gutter="0"/>
+      <w:cols w:space="720"/>
+      <w:formProt w:val="0"/>
+      <w:docGrid w:linePitch="100" w:charSpace="4096"/>
     </w:sectPr>
   </w:body>
 </w:document>
 </file>
 
 <file path=word/styles.xml><?xml version="1.0" encoding="utf-8"?>
-<w:styles xmlns:w="http://schemas.openxmlformats.org/wordprocessingml/2006/main" xmlns:w14="http://schemas.microsoft.com/office/word/2010/wordml" xmlns:mc="http://schemas.openxmlformats.org/markup-compatibility/2006" mc:Ignorable="w14">
+<w:styles xmlns:mc="http://schemas.openxmlformats.org/markup-compatibility/2006" xmlns:r="http://schemas.openxmlformats.org/officeDocument/2006/relationships" xmlns:w="http://schemas.openxmlformats.org/wordprocessingml/2006/main" xmlns:w14="http://schemas.microsoft.com/office/word/2010/wordml" xmlns:w15="http://schemas.microsoft.com/office/word/2012/wordml" xmlns:w16cex="http://schemas.microsoft.com/office/word/2018/wordml/cex" xmlns:w16cid="http://schemas.microsoft.com/office/word/2016/wordml/cid" xmlns:w16="http://schemas.microsoft.com/office/word/2018/wordml" xmlns:w16du="http://schemas.microsoft.com/office/word/2023/wordml/word16du" xmlns:w16sdtdh="http://schemas.microsoft.com/office/word/2020/wordml/sdtdatahash" xmlns:w16sdtfl="http://schemas.microsoft.com/office/word/2024/wordml/sdtformatlock" xmlns:w16se="http://schemas.microsoft.com/office/word/2015/wordml/symex" mc:Ignorable="w14 w15 w16se w16cid w16 w16cex w16sdtdh w16sdtfl w16du">
   <w:docDefaults>
     <w:rPrDefault>
       <w:rPr>
-        <w:rFonts w:ascii="Calibri" w:hAnsi="Calibri" w:eastAsia="Calibri" w:cs="" w:asciiTheme="minorHAnsi" w:cstheme="minorBidi" w:eastAsiaTheme="minorHAnsi" w:hAnsiTheme="minorHAnsi"/>
+        <w:rFonts w:asciiTheme="minorHAnsi" w:eastAsiaTheme="minorHAnsi" w:hAnsiTheme="minorHAnsi" w:cstheme="minorBidi"/>
         <w:sz w:val="22"/>
         <w:szCs w:val="22"/>
         <w:lang w:val="en-US" w:eastAsia="en-US" w:bidi="ar-SA"/>
@@ -1717,76 +1543,460 @@
     </w:rPrDefault>
     <w:pPrDefault>
       <w:pPr>
-        <w:suppressAutoHyphens w:val="true"/>
+        <w:suppressAutoHyphens/>
       </w:pPr>
     </w:pPrDefault>
   </w:docDefaults>
-  <w:style w:type="paragraph" w:styleId="Normal" w:default="1">
+  <w:latentStyles w:defLockedState="0" w:defUIPriority="99" w:defSemiHidden="0" w:defUnhideWhenUsed="0" w:defQFormat="0" w:count="376">
+    <w:lsdException w:name="Normal" w:uiPriority="0" w:qFormat="1"/>
+    <w:lsdException w:name="heading 1" w:uiPriority="9" w:qFormat="1"/>
+    <w:lsdException w:name="heading 2" w:semiHidden="1" w:uiPriority="9" w:unhideWhenUsed="1" w:qFormat="1"/>
+    <w:lsdException w:name="heading 3" w:semiHidden="1" w:uiPriority="9" w:unhideWhenUsed="1" w:qFormat="1"/>
+    <w:lsdException w:name="heading 4" w:semiHidden="1" w:uiPriority="9" w:unhideWhenUsed="1" w:qFormat="1"/>
+    <w:lsdException w:name="heading 5" w:semiHidden="1" w:uiPriority="9" w:unhideWhenUsed="1" w:qFormat="1"/>
+    <w:lsdException w:name="heading 6" w:semiHidden="1" w:uiPriority="9" w:unhideWhenUsed="1" w:qFormat="1"/>
+    <w:lsdException w:name="heading 7" w:semiHidden="1" w:uiPriority="9" w:unhideWhenUsed="1" w:qFormat="1"/>
+    <w:lsdException w:name="heading 8" w:semiHidden="1" w:uiPriority="9" w:unhideWhenUsed="1" w:qFormat="1"/>
+    <w:lsdException w:name="heading 9" w:semiHidden="1" w:uiPriority="9" w:unhideWhenUsed="1" w:qFormat="1"/>
+    <w:lsdException w:name="index 1" w:semiHidden="1" w:unhideWhenUsed="1"/>
+    <w:lsdException w:name="index 2" w:semiHidden="1" w:unhideWhenUsed="1"/>
+    <w:lsdException w:name="index 3" w:semiHidden="1" w:unhideWhenUsed="1"/>
+    <w:lsdException w:name="index 4" w:semiHidden="1" w:unhideWhenUsed="1"/>
+    <w:lsdException w:name="index 5" w:semiHidden="1" w:unhideWhenUsed="1"/>
+    <w:lsdException w:name="index 6" w:semiHidden="1" w:unhideWhenUsed="1"/>
+    <w:lsdException w:name="index 7" w:semiHidden="1" w:unhideWhenUsed="1"/>
+    <w:lsdException w:name="index 8" w:semiHidden="1" w:unhideWhenUsed="1"/>
+    <w:lsdException w:name="index 9" w:semiHidden="1" w:unhideWhenUsed="1"/>
+    <w:lsdException w:name="toc 1" w:semiHidden="1" w:uiPriority="39" w:unhideWhenUsed="1"/>
+    <w:lsdException w:name="toc 2" w:semiHidden="1" w:uiPriority="39" w:unhideWhenUsed="1"/>
+    <w:lsdException w:name="toc 3" w:semiHidden="1" w:uiPriority="39" w:unhideWhenUsed="1"/>
+    <w:lsdException w:name="toc 4" w:semiHidden="1" w:uiPriority="39" w:unhideWhenUsed="1"/>
+    <w:lsdException w:name="toc 5" w:semiHidden="1" w:uiPriority="39" w:unhideWhenUsed="1"/>
+    <w:lsdException w:name="toc 6" w:semiHidden="1" w:uiPriority="39" w:unhideWhenUsed="1"/>
+    <w:lsdException w:name="toc 7" w:semiHidden="1" w:uiPriority="39" w:unhideWhenUsed="1"/>
+    <w:lsdException w:name="toc 8" w:semiHidden="1" w:uiPriority="39" w:unhideWhenUsed="1"/>
+    <w:lsdException w:name="toc 9" w:semiHidden="1" w:uiPriority="39" w:unhideWhenUsed="1"/>
+    <w:lsdException w:name="Normal Indent" w:semiHidden="1" w:unhideWhenUsed="1"/>
+    <w:lsdException w:name="footnote text" w:semiHidden="1" w:unhideWhenUsed="1"/>
+    <w:lsdException w:name="annotation text" w:semiHidden="1" w:unhideWhenUsed="1"/>
+    <w:lsdException w:name="header" w:semiHidden="1" w:unhideWhenUsed="1"/>
+    <w:lsdException w:name="footer" w:semiHidden="1" w:unhideWhenUsed="1"/>
+    <w:lsdException w:name="index heading" w:semiHidden="1" w:unhideWhenUsed="1"/>
+    <w:lsdException w:name="caption" w:semiHidden="1" w:uiPriority="35" w:unhideWhenUsed="1" w:qFormat="1"/>
+    <w:lsdException w:name="table of figures" w:semiHidden="1" w:unhideWhenUsed="1"/>
+    <w:lsdException w:name="envelope address" w:semiHidden="1" w:unhideWhenUsed="1"/>
+    <w:lsdException w:name="envelope return" w:semiHidden="1" w:unhideWhenUsed="1"/>
+    <w:lsdException w:name="footnote reference" w:semiHidden="1" w:unhideWhenUsed="1"/>
+    <w:lsdException w:name="annotation reference" w:semiHidden="1" w:unhideWhenUsed="1"/>
+    <w:lsdException w:name="line number" w:semiHidden="1" w:unhideWhenUsed="1"/>
+    <w:lsdException w:name="page number" w:semiHidden="1" w:unhideWhenUsed="1"/>
+    <w:lsdException w:name="endnote reference" w:semiHidden="1" w:unhideWhenUsed="1"/>
+    <w:lsdException w:name="endnote text" w:semiHidden="1" w:unhideWhenUsed="1"/>
+    <w:lsdException w:name="table of authorities" w:semiHidden="1" w:unhideWhenUsed="1"/>
+    <w:lsdException w:name="macro" w:semiHidden="1" w:unhideWhenUsed="1"/>
+    <w:lsdException w:name="toa heading" w:semiHidden="1" w:unhideWhenUsed="1"/>
+    <w:lsdException w:name="List" w:semiHidden="1" w:unhideWhenUsed="1"/>
+    <w:lsdException w:name="List Bullet" w:semiHidden="1" w:unhideWhenUsed="1"/>
+    <w:lsdException w:name="List Number" w:semiHidden="1" w:unhideWhenUsed="1"/>
+    <w:lsdException w:name="List 2" w:semiHidden="1" w:unhideWhenUsed="1"/>
+    <w:lsdException w:name="List 3" w:semiHidden="1" w:unhideWhenUsed="1"/>
+    <w:lsdException w:name="List 4" w:semiHidden="1" w:unhideWhenUsed="1"/>
+    <w:lsdException w:name="List 5" w:semiHidden="1" w:unhideWhenUsed="1"/>
+    <w:lsdException w:name="List Bullet 2" w:semiHidden="1" w:unhideWhenUsed="1"/>
+    <w:lsdException w:name="List Bullet 3" w:semiHidden="1" w:unhideWhenUsed="1"/>
+    <w:lsdException w:name="List Bullet 4" w:semiHidden="1" w:unhideWhenUsed="1"/>
+    <w:lsdException w:name="List Bullet 5" w:semiHidden="1" w:unhideWhenUsed="1"/>
+    <w:lsdException w:name="List Number 2" w:semiHidden="1" w:unhideWhenUsed="1"/>
+    <w:lsdException w:name="List Number 3" w:semiHidden="1" w:unhideWhenUsed="1"/>
+    <w:lsdException w:name="List Number 4" w:semiHidden="1" w:unhideWhenUsed="1"/>
+    <w:lsdException w:name="List Number 5" w:semiHidden="1" w:unhideWhenUsed="1"/>
+    <w:lsdException w:name="Title" w:uiPriority="10" w:qFormat="1"/>
+    <w:lsdException w:name="Closing" w:semiHidden="1" w:unhideWhenUsed="1"/>
+    <w:lsdException w:name="Signature" w:semiHidden="1" w:unhideWhenUsed="1"/>
+    <w:lsdException w:name="Default Paragraph Font" w:semiHidden="1" w:uiPriority="1" w:unhideWhenUsed="1"/>
+    <w:lsdException w:name="Body Text" w:semiHidden="1" w:unhideWhenUsed="1"/>
+    <w:lsdException w:name="Body Text Indent" w:semiHidden="1" w:unhideWhenUsed="1"/>
+    <w:lsdException w:name="List Continue" w:semiHidden="1" w:unhideWhenUsed="1"/>
+    <w:lsdException w:name="List Continue 2" w:semiHidden="1" w:unhideWhenUsed="1"/>
+    <w:lsdException w:name="List Continue 3" w:semiHidden="1" w:unhideWhenUsed="1"/>
+    <w:lsdException w:name="List Continue 4" w:semiHidden="1" w:unhideWhenUsed="1"/>
+    <w:lsdException w:name="List Continue 5" w:semiHidden="1" w:unhideWhenUsed="1"/>
+    <w:lsdException w:name="Message Header" w:semiHidden="1" w:unhideWhenUsed="1"/>
+    <w:lsdException w:name="Subtitle" w:uiPriority="11" w:qFormat="1"/>
+    <w:lsdException w:name="Salutation" w:semiHidden="1" w:unhideWhenUsed="1"/>
+    <w:lsdException w:name="Date" w:semiHidden="1" w:unhideWhenUsed="1"/>
+    <w:lsdException w:name="Body Text First Indent" w:semiHidden="1" w:unhideWhenUsed="1"/>
+    <w:lsdException w:name="Body Text First Indent 2" w:semiHidden="1" w:unhideWhenUsed="1"/>
+    <w:lsdException w:name="Note Heading" w:semiHidden="1" w:unhideWhenUsed="1"/>
+    <w:lsdException w:name="Body Text 2" w:semiHidden="1" w:unhideWhenUsed="1"/>
+    <w:lsdException w:name="Body Text 3" w:semiHidden="1" w:unhideWhenUsed="1"/>
+    <w:lsdException w:name="Body Text Indent 2" w:semiHidden="1" w:unhideWhenUsed="1"/>
+    <w:lsdException w:name="Body Text Indent 3" w:semiHidden="1" w:unhideWhenUsed="1"/>
+    <w:lsdException w:name="Block Text" w:semiHidden="1" w:unhideWhenUsed="1"/>
+    <w:lsdException w:name="Hyperlink" w:semiHidden="1" w:unhideWhenUsed="1"/>
+    <w:lsdException w:name="FollowedHyperlink" w:semiHidden="1" w:unhideWhenUsed="1"/>
+    <w:lsdException w:name="Strong" w:uiPriority="22" w:qFormat="1"/>
+    <w:lsdException w:name="Emphasis" w:uiPriority="20" w:qFormat="1"/>
+    <w:lsdException w:name="Document Map" w:semiHidden="1" w:unhideWhenUsed="1"/>
+    <w:lsdException w:name="Plain Text" w:semiHidden="1" w:unhideWhenUsed="1"/>
+    <w:lsdException w:name="E-mail Signature" w:semiHidden="1" w:unhideWhenUsed="1"/>
+    <w:lsdException w:name="HTML Top of Form" w:semiHidden="1" w:unhideWhenUsed="1"/>
+    <w:lsdException w:name="HTML Bottom of Form" w:semiHidden="1" w:unhideWhenUsed="1"/>
+    <w:lsdException w:name="Normal (Web)" w:semiHidden="1" w:unhideWhenUsed="1"/>
+    <w:lsdException w:name="HTML Acronym" w:semiHidden="1" w:unhideWhenUsed="1"/>
+    <w:lsdException w:name="HTML Address" w:semiHidden="1" w:unhideWhenUsed="1"/>
+    <w:lsdException w:name="HTML Cite" w:semiHidden="1" w:unhideWhenUsed="1"/>
+    <w:lsdException w:name="HTML Code" w:semiHidden="1" w:unhideWhenUsed="1"/>
+    <w:lsdException w:name="HTML Definition" w:semiHidden="1" w:unhideWhenUsed="1"/>
+    <w:lsdException w:name="HTML Keyboard" w:semiHidden="1" w:unhideWhenUsed="1"/>
+    <w:lsdException w:name="HTML Preformatted" w:semiHidden="1" w:unhideWhenUsed="1"/>
+    <w:lsdException w:name="HTML Sample" w:semiHidden="1" w:unhideWhenUsed="1"/>
+    <w:lsdException w:name="HTML Typewriter" w:semiHidden="1" w:unhideWhenUsed="1"/>
+    <w:lsdException w:name="HTML Variable" w:semiHidden="1" w:unhideWhenUsed="1"/>
+    <w:lsdException w:name="Normal Table" w:semiHidden="1" w:unhideWhenUsed="1"/>
+    <w:lsdException w:name="annotation subject" w:semiHidden="1" w:unhideWhenUsed="1"/>
+    <w:lsdException w:name="No List" w:semiHidden="1" w:unhideWhenUsed="1"/>
+    <w:lsdException w:name="Outline List 1" w:semiHidden="1" w:unhideWhenUsed="1"/>
+    <w:lsdException w:name="Outline List 2" w:semiHidden="1" w:unhideWhenUsed="1"/>
+    <w:lsdException w:name="Outline List 3" w:semiHidden="1" w:unhideWhenUsed="1"/>
+    <w:lsdException w:name="Table Simple 1" w:semiHidden="1" w:unhideWhenUsed="1"/>
+    <w:lsdException w:name="Table Simple 2" w:semiHidden="1" w:unhideWhenUsed="1"/>
+    <w:lsdException w:name="Table Simple 3" w:semiHidden="1" w:unhideWhenUsed="1"/>
+    <w:lsdException w:name="Table Classic 1" w:semiHidden="1" w:unhideWhenUsed="1"/>
+    <w:lsdException w:name="Table Classic 2" w:semiHidden="1" w:unhideWhenUsed="1"/>
+    <w:lsdException w:name="Table Classic 3" w:semiHidden="1" w:unhideWhenUsed="1"/>
+    <w:lsdException w:name="Table Classic 4" w:semiHidden="1" w:unhideWhenUsed="1"/>
+    <w:lsdException w:name="Table Colorful 1" w:semiHidden="1" w:unhideWhenUsed="1"/>
+    <w:lsdException w:name="Table Colorful 2" w:semiHidden="1" w:unhideWhenUsed="1"/>
+    <w:lsdException w:name="Table Colorful 3" w:semiHidden="1" w:unhideWhenUsed="1"/>
+    <w:lsdException w:name="Table Columns 1" w:semiHidden="1" w:unhideWhenUsed="1"/>
+    <w:lsdException w:name="Table Columns 2" w:semiHidden="1" w:unhideWhenUsed="1"/>
+    <w:lsdException w:name="Table Columns 3" w:semiHidden="1" w:unhideWhenUsed="1"/>
+    <w:lsdException w:name="Table Columns 4" w:semiHidden="1" w:unhideWhenUsed="1"/>
+    <w:lsdException w:name="Table Columns 5" w:semiHidden="1" w:unhideWhenUsed="1"/>
+    <w:lsdException w:name="Table Grid 1" w:semiHidden="1" w:unhideWhenUsed="1"/>
+    <w:lsdException w:name="Table Grid 2" w:semiHidden="1" w:unhideWhenUsed="1"/>
+    <w:lsdException w:name="Table Grid 3" w:semiHidden="1" w:unhideWhenUsed="1"/>
+    <w:lsdException w:name="Table Grid 4" w:semiHidden="1" w:unhideWhenUsed="1"/>
+    <w:lsdException w:name="Table Grid 5" w:semiHidden="1" w:unhideWhenUsed="1"/>
+    <w:lsdException w:name="Table Grid 6" w:semiHidden="1" w:unhideWhenUsed="1"/>
+    <w:lsdException w:name="Table Grid 7" w:semiHidden="1" w:unhideWhenUsed="1"/>
+    <w:lsdException w:name="Table Grid 8" w:semiHidden="1" w:unhideWhenUsed="1"/>
+    <w:lsdException w:name="Table List 1" w:semiHidden="1" w:unhideWhenUsed="1"/>
+    <w:lsdException w:name="Table List 2" w:semiHidden="1" w:unhideWhenUsed="1"/>
+    <w:lsdException w:name="Table List 3" w:semiHidden="1" w:unhideWhenUsed="1"/>
+    <w:lsdException w:name="Table List 4" w:semiHidden="1" w:unhideWhenUsed="1"/>
+    <w:lsdException w:name="Table List 5" w:semiHidden="1" w:unhideWhenUsed="1"/>
+    <w:lsdException w:name="Table List 6" w:semiHidden="1" w:unhideWhenUsed="1"/>
+    <w:lsdException w:name="Table List 7" w:semiHidden="1" w:unhideWhenUsed="1"/>
+    <w:lsdException w:name="Table List 8" w:semiHidden="1" w:unhideWhenUsed="1"/>
+    <w:lsdException w:name="Table 3D effects 1" w:semiHidden="1" w:unhideWhenUsed="1"/>
+    <w:lsdException w:name="Table 3D effects 2" w:semiHidden="1" w:unhideWhenUsed="1"/>
+    <w:lsdException w:name="Table 3D effects 3" w:semiHidden="1" w:unhideWhenUsed="1"/>
+    <w:lsdException w:name="Table Contemporary" w:semiHidden="1" w:unhideWhenUsed="1"/>
+    <w:lsdException w:name="Table Elegant" w:semiHidden="1" w:unhideWhenUsed="1"/>
+    <w:lsdException w:name="Table Professional" w:semiHidden="1" w:unhideWhenUsed="1"/>
+    <w:lsdException w:name="Table Subtle 1" w:semiHidden="1" w:unhideWhenUsed="1"/>
+    <w:lsdException w:name="Table Subtle 2" w:semiHidden="1" w:unhideWhenUsed="1"/>
+    <w:lsdException w:name="Table Web 1" w:semiHidden="1" w:unhideWhenUsed="1"/>
+    <w:lsdException w:name="Table Web 2" w:semiHidden="1" w:unhideWhenUsed="1"/>
+    <w:lsdException w:name="Table Web 3" w:semiHidden="1" w:unhideWhenUsed="1"/>
+    <w:lsdException w:name="Balloon Text" w:semiHidden="1" w:unhideWhenUsed="1"/>
+    <w:lsdException w:name="Table Grid" w:uiPriority="39"/>
+    <w:lsdException w:name="Table Theme" w:semiHidden="1" w:unhideWhenUsed="1"/>
+    <w:lsdException w:name="Placeholder Text" w:semiHidden="1"/>
+    <w:lsdException w:name="No Spacing" w:uiPriority="1" w:qFormat="1"/>
+    <w:lsdException w:name="Light Shading" w:uiPriority="60"/>
+    <w:lsdException w:name="Light List" w:uiPriority="61"/>
+    <w:lsdException w:name="Light Grid" w:uiPriority="62"/>
+    <w:lsdException w:name="Medium Shading 1" w:uiPriority="63"/>
+    <w:lsdException w:name="Medium Shading 2" w:uiPriority="64"/>
+    <w:lsdException w:name="Medium List 1" w:uiPriority="65"/>
+    <w:lsdException w:name="Medium List 2" w:uiPriority="66"/>
+    <w:lsdException w:name="Medium Grid 1" w:uiPriority="67"/>
+    <w:lsdException w:name="Medium Grid 2" w:uiPriority="68"/>
+    <w:lsdException w:name="Medium Grid 3" w:uiPriority="69"/>
+    <w:lsdException w:name="Dark List" w:uiPriority="70"/>
+    <w:lsdException w:name="Colorful Shading" w:uiPriority="71"/>
+    <w:lsdException w:name="Colorful List" w:uiPriority="72"/>
+    <w:lsdException w:name="Colorful Grid" w:uiPriority="73"/>
+    <w:lsdException w:name="Light Shading Accent 1" w:uiPriority="60"/>
+    <w:lsdException w:name="Light List Accent 1" w:uiPriority="61"/>
+    <w:lsdException w:name="Light Grid Accent 1" w:uiPriority="62"/>
+    <w:lsdException w:name="Medium Shading 1 Accent 1" w:uiPriority="63"/>
+    <w:lsdException w:name="Medium Shading 2 Accent 1" w:uiPriority="64"/>
+    <w:lsdException w:name="Medium List 1 Accent 1" w:uiPriority="65"/>
+    <w:lsdException w:name="Revision" w:semiHidden="1"/>
+    <w:lsdException w:name="List Paragraph" w:uiPriority="34" w:qFormat="1"/>
+    <w:lsdException w:name="Quote" w:uiPriority="29" w:qFormat="1"/>
+    <w:lsdException w:name="Intense Quote" w:uiPriority="30" w:qFormat="1"/>
+    <w:lsdException w:name="Medium List 2 Accent 1" w:uiPriority="66"/>
+    <w:lsdException w:name="Medium Grid 1 Accent 1" w:uiPriority="67"/>
+    <w:lsdException w:name="Medium Grid 2 Accent 1" w:uiPriority="68"/>
+    <w:lsdException w:name="Medium Grid 3 Accent 1" w:uiPriority="69"/>
+    <w:lsdException w:name="Dark List Accent 1" w:uiPriority="70"/>
+    <w:lsdException w:name="Colorful Shading Accent 1" w:uiPriority="71"/>
+    <w:lsdException w:name="Colorful List Accent 1" w:uiPriority="72"/>
+    <w:lsdException w:name="Colorful Grid Accent 1" w:uiPriority="73"/>
+    <w:lsdException w:name="Light Shading Accent 2" w:uiPriority="60"/>
+    <w:lsdException w:name="Light List Accent 2" w:uiPriority="61"/>
+    <w:lsdException w:name="Light Grid Accent 2" w:uiPriority="62"/>
+    <w:lsdException w:name="Medium Shading 1 Accent 2" w:uiPriority="63"/>
+    <w:lsdException w:name="Medium Shading 2 Accent 2" w:uiPriority="64"/>
+    <w:lsdException w:name="Medium List 1 Accent 2" w:uiPriority="65"/>
+    <w:lsdException w:name="Medium List 2 Accent 2" w:uiPriority="66"/>
+    <w:lsdException w:name="Medium Grid 1 Accent 2" w:uiPriority="67"/>
+    <w:lsdException w:name="Medium Grid 2 Accent 2" w:uiPriority="68"/>
+    <w:lsdException w:name="Medium Grid 3 Accent 2" w:uiPriority="69"/>
+    <w:lsdException w:name="Dark List Accent 2" w:uiPriority="70"/>
+    <w:lsdException w:name="Colorful Shading Accent 2" w:uiPriority="71"/>
+    <w:lsdException w:name="Colorful List Accent 2" w:uiPriority="72"/>
+    <w:lsdException w:name="Colorful Grid Accent 2" w:uiPriority="73"/>
+    <w:lsdException w:name="Light Shading Accent 3" w:uiPriority="60"/>
+    <w:lsdException w:name="Light List Accent 3" w:uiPriority="61"/>
+    <w:lsdException w:name="Light Grid Accent 3" w:uiPriority="62"/>
+    <w:lsdException w:name="Medium Shading 1 Accent 3" w:uiPriority="63"/>
+    <w:lsdException w:name="Medium Shading 2 Accent 3" w:uiPriority="64"/>
+    <w:lsdException w:name="Medium List 1 Accent 3" w:uiPriority="65"/>
+    <w:lsdException w:name="Medium List 2 Accent 3" w:uiPriority="66"/>
+    <w:lsdException w:name="Medium Grid 1 Accent 3" w:uiPriority="67"/>
+    <w:lsdException w:name="Medium Grid 2 Accent 3" w:uiPriority="68"/>
+    <w:lsdException w:name="Medium Grid 3 Accent 3" w:uiPriority="69"/>
+    <w:lsdException w:name="Dark List Accent 3" w:uiPriority="70"/>
+    <w:lsdException w:name="Colorful Shading Accent 3" w:uiPriority="71"/>
+    <w:lsdException w:name="Colorful List Accent 3" w:uiPriority="72"/>
+    <w:lsdException w:name="Colorful Grid Accent 3" w:uiPriority="73"/>
+    <w:lsdException w:name="Light Shading Accent 4" w:uiPriority="60"/>
+    <w:lsdException w:name="Light List Accent 4" w:uiPriority="61"/>
+    <w:lsdException w:name="Light Grid Accent 4" w:uiPriority="62"/>
+    <w:lsdException w:name="Medium Shading 1 Accent 4" w:uiPriority="63"/>
+    <w:lsdException w:name="Medium Shading 2 Accent 4" w:uiPriority="64"/>
+    <w:lsdException w:name="Medium List 1 Accent 4" w:uiPriority="65"/>
+    <w:lsdException w:name="Medium List 2 Accent 4" w:uiPriority="66"/>
+    <w:lsdException w:name="Medium Grid 1 Accent 4" w:uiPriority="67"/>
+    <w:lsdException w:name="Medium Grid 2 Accent 4" w:uiPriority="68"/>
+    <w:lsdException w:name="Medium Grid 3 Accent 4" w:uiPriority="69"/>
+    <w:lsdException w:name="Dark List Accent 4" w:uiPriority="70"/>
+    <w:lsdException w:name="Colorful Shading Accent 4" w:uiPriority="71"/>
+    <w:lsdException w:name="Colorful List Accent 4" w:uiPriority="72"/>
+    <w:lsdException w:name="Colorful Grid Accent 4" w:uiPriority="73"/>
+    <w:lsdException w:name="Light Shading Accent 5" w:uiPriority="60"/>
+    <w:lsdException w:name="Light List Accent 5" w:uiPriority="61"/>
+    <w:lsdException w:name="Light Grid Accent 5" w:uiPriority="62"/>
+    <w:lsdException w:name="Medium Shading 1 Accent 5" w:uiPriority="63"/>
+    <w:lsdException w:name="Medium Shading 2 Accent 5" w:uiPriority="64"/>
+    <w:lsdException w:name="Medium List 1 Accent 5" w:uiPriority="65"/>
+    <w:lsdException w:name="Medium List 2 Accent 5" w:uiPriority="66"/>
+    <w:lsdException w:name="Medium Grid 1 Accent 5" w:uiPriority="67"/>
+    <w:lsdException w:name="Medium Grid 2 Accent 5" w:uiPriority="68"/>
+    <w:lsdException w:name="Medium Grid 3 Accent 5" w:uiPriority="69"/>
+    <w:lsdException w:name="Dark List Accent 5" w:uiPriority="70"/>
+    <w:lsdException w:name="Colorful Shading Accent 5" w:uiPriority="71"/>
+    <w:lsdException w:name="Colorful List Accent 5" w:uiPriority="72"/>
+    <w:lsdException w:name="Colorful Grid Accent 5" w:uiPriority="73"/>
+    <w:lsdException w:name="Light Shading Accent 6" w:uiPriority="60"/>
+    <w:lsdException w:name="Light List Accent 6" w:uiPriority="61"/>
+    <w:lsdException w:name="Light Grid Accent 6" w:uiPriority="62"/>
+    <w:lsdException w:name="Medium Shading 1 Accent 6" w:uiPriority="63"/>
+    <w:lsdException w:name="Medium Shading 2 Accent 6" w:uiPriority="64"/>
+    <w:lsdException w:name="Medium List 1 Accent 6" w:uiPriority="65"/>
+    <w:lsdException w:name="Medium List 2 Accent 6" w:uiPriority="66"/>
+    <w:lsdException w:name="Medium Grid 1 Accent 6" w:uiPriority="67"/>
+    <w:lsdException w:name="Medium Grid 2 Accent 6" w:uiPriority="68"/>
+    <w:lsdException w:name="Medium Grid 3 Accent 6" w:uiPriority="69"/>
+    <w:lsdException w:name="Dark List Accent 6" w:uiPriority="70"/>
+    <w:lsdException w:name="Colorful Shading Accent 6" w:uiPriority="71"/>
+    <w:lsdException w:name="Colorful List Accent 6" w:uiPriority="72"/>
+    <w:lsdException w:name="Colorful Grid Accent 6" w:uiPriority="73"/>
+    <w:lsdException w:name="Subtle Emphasis" w:uiPriority="19" w:qFormat="1"/>
+    <w:lsdException w:name="Intense Emphasis" w:uiPriority="21" w:qFormat="1"/>
+    <w:lsdException w:name="Subtle Reference" w:uiPriority="31" w:qFormat="1"/>
+    <w:lsdException w:name="Intense Reference" w:uiPriority="32" w:qFormat="1"/>
+    <w:lsdException w:name="Book Title" w:uiPriority="33" w:qFormat="1"/>
+    <w:lsdException w:name="Bibliography" w:semiHidden="1" w:uiPriority="37" w:unhideWhenUsed="1"/>
+    <w:lsdException w:name="TOC Heading" w:semiHidden="1" w:uiPriority="39" w:unhideWhenUsed="1" w:qFormat="1"/>
+    <w:lsdException w:name="Plain Table 1" w:uiPriority="41"/>
+    <w:lsdException w:name="Plain Table 2" w:uiPriority="42"/>
+    <w:lsdException w:name="Plain Table 3" w:uiPriority="43"/>
+    <w:lsdException w:name="Plain Table 4" w:uiPriority="44"/>
+    <w:lsdException w:name="Plain Table 5" w:uiPriority="45"/>
+    <w:lsdException w:name="Grid Table Light" w:uiPriority="40"/>
+    <w:lsdException w:name="Grid Table 1 Light" w:uiPriority="46"/>
+    <w:lsdException w:name="Grid Table 2" w:uiPriority="47"/>
+    <w:lsdException w:name="Grid Table 3" w:uiPriority="48"/>
+    <w:lsdException w:name="Grid Table 4" w:uiPriority="49"/>
+    <w:lsdException w:name="Grid Table 5 Dark" w:uiPriority="50"/>
+    <w:lsdException w:name="Grid Table 6 Colorful" w:uiPriority="51"/>
+    <w:lsdException w:name="Grid Table 7 Colorful" w:uiPriority="52"/>
+    <w:lsdException w:name="Grid Table 1 Light Accent 1" w:uiPriority="46"/>
+    <w:lsdException w:name="Grid Table 2 Accent 1" w:uiPriority="47"/>
+    <w:lsdException w:name="Grid Table 3 Accent 1" w:uiPriority="48"/>
+    <w:lsdException w:name="Grid Table 4 Accent 1" w:uiPriority="49"/>
+    <w:lsdException w:name="Grid Table 5 Dark Accent 1" w:uiPriority="50"/>
+    <w:lsdException w:name="Grid Table 6 Colorful Accent 1" w:uiPriority="51"/>
+    <w:lsdException w:name="Grid Table 7 Colorful Accent 1" w:uiPriority="52"/>
+    <w:lsdException w:name="Grid Table 1 Light Accent 2" w:uiPriority="46"/>
+    <w:lsdException w:name="Grid Table 2 Accent 2" w:uiPriority="47"/>
+    <w:lsdException w:name="Grid Table 3 Accent 2" w:uiPriority="48"/>
+    <w:lsdException w:name="Grid Table 4 Accent 2" w:uiPriority="49"/>
+    <w:lsdException w:name="Grid Table 5 Dark Accent 2" w:uiPriority="50"/>
+    <w:lsdException w:name="Grid Table 6 Colorful Accent 2" w:uiPriority="51"/>
+    <w:lsdException w:name="Grid Table 7 Colorful Accent 2" w:uiPriority="52"/>
+    <w:lsdException w:name="Grid Table 1 Light Accent 3" w:uiPriority="46"/>
+    <w:lsdException w:name="Grid Table 2 Accent 3" w:uiPriority="47"/>
+    <w:lsdException w:name="Grid Table 3 Accent 3" w:uiPriority="48"/>
+    <w:lsdException w:name="Grid Table 4 Accent 3" w:uiPriority="49"/>
+    <w:lsdException w:name="Grid Table 5 Dark Accent 3" w:uiPriority="50"/>
+    <w:lsdException w:name="Grid Table 6 Colorful Accent 3" w:uiPriority="51"/>
+    <w:lsdException w:name="Grid Table 7 Colorful Accent 3" w:uiPriority="52"/>
+    <w:lsdException w:name="Grid Table 1 Light Accent 4" w:uiPriority="46"/>
+    <w:lsdException w:name="Grid Table 2 Accent 4" w:uiPriority="47"/>
+    <w:lsdException w:name="Grid Table 3 Accent 4" w:uiPriority="48"/>
+    <w:lsdException w:name="Grid Table 4 Accent 4" w:uiPriority="49"/>
+    <w:lsdException w:name="Grid Table 5 Dark Accent 4" w:uiPriority="50"/>
+    <w:lsdException w:name="Grid Table 6 Colorful Accent 4" w:uiPriority="51"/>
+    <w:lsdException w:name="Grid Table 7 Colorful Accent 4" w:uiPriority="52"/>
+    <w:lsdException w:name="Grid Table 1 Light Accent 5" w:uiPriority="46"/>
+    <w:lsdException w:name="Grid Table 2 Accent 5" w:uiPriority="47"/>
+    <w:lsdException w:name="Grid Table 3 Accent 5" w:uiPriority="48"/>
+    <w:lsdException w:name="Grid Table 4 Accent 5" w:uiPriority="49"/>
+    <w:lsdException w:name="Grid Table 5 Dark Accent 5" w:uiPriority="50"/>
+    <w:lsdException w:name="Grid Table 6 Colorful Accent 5" w:uiPriority="51"/>
+    <w:lsdException w:name="Grid Table 7 Colorful Accent 5" w:uiPriority="52"/>
+    <w:lsdException w:name="Grid Table 1 Light Accent 6" w:uiPriority="46"/>
+    <w:lsdException w:name="Grid Table 2 Accent 6" w:uiPriority="47"/>
+    <w:lsdException w:name="Grid Table 3 Accent 6" w:uiPriority="48"/>
+    <w:lsdException w:name="Grid Table 4 Accent 6" w:uiPriority="49"/>
+    <w:lsdException w:name="Grid Table 5 Dark Accent 6" w:uiPriority="50"/>
+    <w:lsdException w:name="Grid Table 6 Colorful Accent 6" w:uiPriority="51"/>
+    <w:lsdException w:name="Grid Table 7 Colorful Accent 6" w:uiPriority="52"/>
+    <w:lsdException w:name="List Table 1 Light" w:uiPriority="46"/>
+    <w:lsdException w:name="List Table 2" w:uiPriority="47"/>
+    <w:lsdException w:name="List Table 3" w:uiPriority="48"/>
+    <w:lsdException w:name="List Table 4" w:uiPriority="49"/>
+    <w:lsdException w:name="List Table 5 Dark" w:uiPriority="50"/>
+    <w:lsdException w:name="List Table 6 Colorful" w:uiPriority="51"/>
+    <w:lsdException w:name="List Table 7 Colorful" w:uiPriority="52"/>
+    <w:lsdException w:name="List Table 1 Light Accent 1" w:uiPriority="46"/>
+    <w:lsdException w:name="List Table 2 Accent 1" w:uiPriority="47"/>
+    <w:lsdException w:name="List Table 3 Accent 1" w:uiPriority="48"/>
+    <w:lsdException w:name="List Table 4 Accent 1" w:uiPriority="49"/>
+    <w:lsdException w:name="List Table 5 Dark Accent 1" w:uiPriority="50"/>
+    <w:lsdException w:name="List Table 6 Colorful Accent 1" w:uiPriority="51"/>
+    <w:lsdException w:name="List Table 7 Colorful Accent 1" w:uiPriority="52"/>
+    <w:lsdException w:name="List Table 1 Light Accent 2" w:uiPriority="46"/>
+    <w:lsdException w:name="List Table 2 Accent 2" w:uiPriority="47"/>
+    <w:lsdException w:name="List Table 3 Accent 2" w:uiPriority="48"/>
+    <w:lsdException w:name="List Table 4 Accent 2" w:uiPriority="49"/>
+    <w:lsdException w:name="List Table 5 Dark Accent 2" w:uiPriority="50"/>
+    <w:lsdException w:name="List Table 6 Colorful Accent 2" w:uiPriority="51"/>
+    <w:lsdException w:name="List Table 7 Colorful Accent 2" w:uiPriority="52"/>
+    <w:lsdException w:name="List Table 1 Light Accent 3" w:uiPriority="46"/>
+    <w:lsdException w:name="List Table 2 Accent 3" w:uiPriority="47"/>
+    <w:lsdException w:name="List Table 3 Accent 3" w:uiPriority="48"/>
+    <w:lsdException w:name="List Table 4 Accent 3" w:uiPriority="49"/>
+    <w:lsdException w:name="List Table 5 Dark Accent 3" w:uiPriority="50"/>
+    <w:lsdException w:name="List Table 6 Colorful Accent 3" w:uiPriority="51"/>
+    <w:lsdException w:name="List Table 7 Colorful Accent 3" w:uiPriority="52"/>
+    <w:lsdException w:name="List Table 1 Light Accent 4" w:uiPriority="46"/>
+    <w:lsdException w:name="List Table 2 Accent 4" w:uiPriority="47"/>
+    <w:lsdException w:name="List Table 3 Accent 4" w:uiPriority="48"/>
+    <w:lsdException w:name="List Table 4 Accent 4" w:uiPriority="49"/>
+    <w:lsdException w:name="List Table 5 Dark Accent 4" w:uiPriority="50"/>
+    <w:lsdException w:name="List Table 6 Colorful Accent 4" w:uiPriority="51"/>
+    <w:lsdException w:name="List Table 7 Colorful Accent 4" w:uiPriority="52"/>
+    <w:lsdException w:name="List Table 1 Light Accent 5" w:uiPriority="46"/>
+    <w:lsdException w:name="List Table 2 Accent 5" w:uiPriority="47"/>
+    <w:lsdException w:name="List Table 3 Accent 5" w:uiPriority="48"/>
+    <w:lsdException w:name="List Table 4 Accent 5" w:uiPriority="49"/>
+    <w:lsdException w:name="List Table 5 Dark Accent 5" w:uiPriority="50"/>
+    <w:lsdException w:name="List Table 6 Colorful Accent 5" w:uiPriority="51"/>
+    <w:lsdException w:name="List Table 7 Colorful Accent 5" w:uiPriority="52"/>
+    <w:lsdException w:name="List Table 1 Light Accent 6" w:uiPriority="46"/>
+    <w:lsdException w:name="List Table 2 Accent 6" w:uiPriority="47"/>
+    <w:lsdException w:name="List Table 3 Accent 6" w:uiPriority="48"/>
+    <w:lsdException w:name="List Table 4 Accent 6" w:uiPriority="49"/>
+    <w:lsdException w:name="List Table 5 Dark Accent 6" w:uiPriority="50"/>
+    <w:lsdException w:name="List Table 6 Colorful Accent 6" w:uiPriority="51"/>
+    <w:lsdException w:name="List Table 7 Colorful Accent 6" w:uiPriority="52"/>
+    <w:lsdException w:name="Mention" w:semiHidden="1" w:unhideWhenUsed="1"/>
+    <w:lsdException w:name="Smart Hyperlink" w:semiHidden="1" w:unhideWhenUsed="1"/>
+    <w:lsdException w:name="Hashtag" w:semiHidden="1" w:unhideWhenUsed="1"/>
+    <w:lsdException w:name="Unresolved Mention" w:semiHidden="1" w:unhideWhenUsed="1"/>
+    <w:lsdException w:name="Smart Link" w:semiHidden="1" w:unhideWhenUsed="1"/>
+  </w:latentStyles>
+  <w:style w:type="paragraph" w:default="1" w:styleId="Normal">
     <w:name w:val="Normal"/>
-    <w:uiPriority w:val="1"/>
     <w:qFormat/>
     <w:pPr>
-      <w:widowControl w:val="false"/>
-      <w:bidi w:val="0"/>
-      <w:spacing w:lineRule="auto" w:line="240" w:before="0" w:after="0"/>
-      <w:ind w:left="0" w:right="0"/>
-      <w:jc w:val="left"/>
+      <w:widowControl w:val="0"/>
     </w:pPr>
     <w:rPr>
-      <w:rFonts w:ascii="Times New Roman" w:hAnsi="Times New Roman" w:eastAsia="Times New Roman" w:cs="Times New Roman"/>
-      <w:color w:val="auto"/>
-      <w:kern w:val="0"/>
-      <w:sz w:val="22"/>
-      <w:szCs w:val="22"/>
-      <w:lang w:val="es-ES" w:eastAsia="en-US" w:bidi="ar-SA"/>
+      <w:rFonts w:ascii="Times New Roman" w:eastAsia="Times New Roman" w:hAnsi="Times New Roman" w:cs="Times New Roman"/>
+      <w:lang w:val="es-ES"/>
     </w:rPr>
   </w:style>
-  <w:style w:type="character" w:styleId="DefaultParagraphFont" w:default="1">
+  <w:style w:type="character" w:default="1" w:styleId="Fuentedeprrafopredeter">
     <w:name w:val="Default Paragraph Font"/>
     <w:uiPriority w:val="1"/>
     <w:semiHidden/>
     <w:unhideWhenUsed/>
-    <w:qFormat/>
-    <w:rPr/>
   </w:style>
-  <w:style w:type="paragraph" w:styleId="Heading">
+  <w:style w:type="table" w:default="1" w:styleId="Tablanormal">
+    <w:name w:val="Normal Table"/>
+    <w:uiPriority w:val="99"/>
+    <w:semiHidden/>
+    <w:unhideWhenUsed/>
+    <w:tblPr>
+      <w:tblInd w:w="0" w:type="dxa"/>
+      <w:tblCellMar>
+        <w:top w:w="0" w:type="dxa"/>
+        <w:left w:w="108" w:type="dxa"/>
+        <w:bottom w:w="0" w:type="dxa"/>
+        <w:right w:w="108" w:type="dxa"/>
+      </w:tblCellMar>
+    </w:tblPr>
+  </w:style>
+  <w:style w:type="numbering" w:default="1" w:styleId="Sinlista">
+    <w:name w:val="No List"/>
+    <w:uiPriority w:val="99"/>
+    <w:semiHidden/>
+    <w:unhideWhenUsed/>
+  </w:style>
+  <w:style w:type="paragraph" w:customStyle="1" w:styleId="Heading">
     <w:name w:val="Heading"/>
     <w:basedOn w:val="Normal"/>
-    <w:next w:val="BodyText"/>
+    <w:next w:val="Textoindependiente"/>
     <w:qFormat/>
     <w:pPr>
-      <w:keepNext w:val="true"/>
+      <w:keepNext/>
       <w:spacing w:before="240" w:after="120"/>
     </w:pPr>
     <w:rPr>
-      <w:rFonts w:ascii="Liberation Sans" w:hAnsi="Liberation Sans" w:eastAsia="Noto Sans CJK SC" w:cs="Noto Sans Devanagari"/>
+      <w:rFonts w:ascii="Liberation Sans" w:eastAsia="Noto Sans CJK SC" w:hAnsi="Liberation Sans" w:cs="Noto Sans Devanagari"/>
       <w:sz w:val="28"/>
       <w:szCs w:val="28"/>
     </w:rPr>
   </w:style>
-  <w:style w:type="paragraph" w:styleId="BodyText">
+  <w:style w:type="paragraph" w:styleId="Textoindependiente">
     <w:name w:val="Body Text"/>
     <w:basedOn w:val="Normal"/>
     <w:uiPriority w:val="1"/>
     <w:qFormat/>
-    <w:pPr/>
     <w:rPr>
-      <w:rFonts w:ascii="Times New Roman" w:hAnsi="Times New Roman" w:eastAsia="Times New Roman" w:cs="Times New Roman"/>
       <w:sz w:val="24"/>
       <w:szCs w:val="24"/>
-      <w:lang w:val="es-ES" w:eastAsia="en-US" w:bidi="ar-SA"/>
     </w:rPr>
   </w:style>
-  <w:style w:type="paragraph" w:styleId="List">
+  <w:style w:type="paragraph" w:styleId="Lista">
     <w:name w:val="List"/>
-    <w:basedOn w:val="BodyText"/>
-    <w:pPr/>
+    <w:basedOn w:val="Textoindependiente"/>
     <w:rPr>
       <w:rFonts w:cs="Noto Sans Devanagari"/>
     </w:rPr>
   </w:style>
-  <w:style w:type="paragraph" w:styleId="Caption">
-    <w:name w:val="Caption"/>
+  <w:style w:type="paragraph" w:styleId="Descripcin">
+    <w:name w:val="caption"/>
     <w:basedOn w:val="Normal"/>
     <w:qFormat/>
     <w:pPr>
@@ -1801,7 +2011,7 @@
       <w:szCs w:val="24"/>
     </w:rPr>
   </w:style>
-  <w:style w:type="paragraph" w:styleId="Index">
+  <w:style w:type="paragraph" w:customStyle="1" w:styleId="Index">
     <w:name w:val="Index"/>
     <w:basedOn w:val="Normal"/>
     <w:qFormat/>
@@ -1812,17 +2022,13 @@
       <w:rFonts w:cs="Noto Sans Devanagari"/>
     </w:rPr>
   </w:style>
-  <w:style w:type="paragraph" w:styleId="ListParagraph">
+  <w:style w:type="paragraph" w:styleId="Prrafodelista">
     <w:name w:val="List Paragraph"/>
     <w:basedOn w:val="Normal"/>
     <w:uiPriority w:val="1"/>
     <w:qFormat/>
-    <w:pPr/>
-    <w:rPr>
-      <w:lang w:val="es-ES" w:eastAsia="en-US" w:bidi="ar-SA"/>
-    </w:rPr>
   </w:style>
-  <w:style w:type="paragraph" w:styleId="TableParagraph">
+  <w:style w:type="paragraph" w:customStyle="1" w:styleId="TableParagraph">
     <w:name w:val="Table Paragraph"/>
     <w:basedOn w:val="Normal"/>
     <w:uiPriority w:val="1"/>
@@ -1830,26 +2036,13 @@
     <w:pPr>
       <w:ind w:left="107"/>
     </w:pPr>
-    <w:rPr>
-      <w:rFonts w:ascii="Times New Roman" w:hAnsi="Times New Roman" w:eastAsia="Times New Roman" w:cs="Times New Roman"/>
-      <w:lang w:val="es-ES" w:eastAsia="en-US" w:bidi="ar-SA"/>
-    </w:rPr>
   </w:style>
-  <w:style w:type="paragraph" w:styleId="FrameContents">
+  <w:style w:type="paragraph" w:customStyle="1" w:styleId="FrameContents">
     <w:name w:val="Frame Contents"/>
     <w:basedOn w:val="Normal"/>
     <w:qFormat/>
-    <w:pPr/>
-    <w:rPr/>
   </w:style>
-  <w:style w:type="numbering" w:styleId="NoList" w:default="1">
-    <w:name w:val="No List"/>
-    <w:uiPriority w:val="99"/>
-    <w:semiHidden/>
-    <w:unhideWhenUsed/>
-    <w:qFormat/>
-  </w:style>
-  <w:style w:type="table" w:default="1" w:styleId="TableNormal">
+  <w:style w:type="table" w:customStyle="1" w:styleId="TableNormal">
     <w:name w:val="Table Normal"/>
     <w:uiPriority w:val="2"/>
     <w:semiHidden/>
@@ -1868,41 +2061,41 @@
 </file>
 
 <file path=word/theme/theme1.xml><?xml version="1.0" encoding="utf-8"?>
-<a:theme xmlns:a="http://schemas.openxmlformats.org/drawingml/2006/main" xmlns:r="http://schemas.openxmlformats.org/officeDocument/2006/relationships" name="Office Theme">
+<a:theme xmlns:a="http://schemas.openxmlformats.org/drawingml/2006/main" name="Office Theme">
   <a:themeElements>
     <a:clrScheme name="Office">
       <a:dk1>
         <a:srgbClr val="000000"/>
       </a:dk1>
       <a:lt1>
-        <a:srgbClr val="ffffff"/>
+        <a:srgbClr val="FFFFFF"/>
       </a:lt1>
       <a:dk2>
-        <a:srgbClr val="1f497d"/>
+        <a:srgbClr val="1F497D"/>
       </a:dk2>
       <a:lt2>
-        <a:srgbClr val="eeece1"/>
+        <a:srgbClr val="EEECE1"/>
       </a:lt2>
       <a:accent1>
-        <a:srgbClr val="4f81bd"/>
+        <a:srgbClr val="4F81BD"/>
       </a:accent1>
       <a:accent2>
-        <a:srgbClr val="c0504d"/>
+        <a:srgbClr val="C0504D"/>
       </a:accent2>
       <a:accent3>
-        <a:srgbClr val="9bbb59"/>
+        <a:srgbClr val="9BBB59"/>
       </a:accent3>
       <a:accent4>
-        <a:srgbClr val="8064a2"/>
+        <a:srgbClr val="8064A2"/>
       </a:accent4>
       <a:accent5>
-        <a:srgbClr val="4bacc6"/>
+        <a:srgbClr val="4BACC6"/>
       </a:accent5>
       <a:accent6>
-        <a:srgbClr val="f79646"/>
+        <a:srgbClr val="F79646"/>
       </a:accent6>
       <a:hlink>
-        <a:srgbClr val="0000ff"/>
+        <a:srgbClr val="0000FF"/>
       </a:hlink>
       <a:folHlink>
         <a:srgbClr val="800080"/>
@@ -1910,12 +2103,12 @@
     </a:clrScheme>
     <a:fontScheme name="Office">
       <a:majorFont>
-        <a:latin typeface="Cambria" pitchFamily="0" charset="1"/>
+        <a:latin typeface="Cambria"/>
         <a:ea typeface=""/>
         <a:cs typeface=""/>
       </a:majorFont>
       <a:minorFont>
-        <a:latin typeface="Calibri" pitchFamily="0" charset="1"/>
+        <a:latin typeface="Calibri"/>
         <a:ea typeface=""/>
         <a:cs typeface=""/>
       </a:minorFont>
@@ -1944,7 +2137,7 @@
             </a:gs>
           </a:gsLst>
           <a:lin ang="16200000" scaled="1"/>
-          <a:tileRect l="0" t="0" r="0" b="0"/>
+          <a:tileRect/>
         </a:gradFill>
         <a:gradFill>
           <a:gsLst>
@@ -1965,7 +2158,7 @@
             </a:gs>
           </a:gsLst>
           <a:lin ang="16200000" scaled="0"/>
-          <a:tileRect l="0" t="0" r="0" b="0"/>
+          <a:tileRect/>
         </a:gradFill>
       </a:fillStyleLst>
       <a:lnStyleLst>
@@ -2016,7 +2209,7 @@
           <a:path path="circle">
             <a:fillToRect l="50000" t="-80000" r="50000" b="180000"/>
           </a:path>
-          <a:tileRect l="0" t="0" r="0" b="0"/>
+          <a:tileRect/>
         </a:gradFill>
         <a:gradFill>
           <a:gsLst>
@@ -2034,10 +2227,12 @@
           <a:path path="circle">
             <a:fillToRect l="50000" t="50000" r="50000" b="50000"/>
           </a:path>
-          <a:tileRect l="0" t="0" r="0" b="0"/>
+          <a:tileRect/>
         </a:gradFill>
       </a:bgFillStyleLst>
     </a:fmtScheme>
   </a:themeElements>
+  <a:objectDefaults/>
+  <a:extraClrSchemeLst/>
 </a:theme>
 </file>